--- a/적색발광_액자형수축_시뮬레이션물성_출처정리.docx
+++ b/적색발광_액자형수축_시뮬레이션물성_출처정리.docx
@@ -31,7 +31,7 @@
           <w:color w:val="606060"/>
           <w:sz w:val="18"/>
         </w:rPr>
-        <w:t>2026-08-06 · MaterialTwin 카탈로그 재료 541종 · 물성값 14,197건 · 출처 1,617건 · 물성 정의 157종</w:t>
+        <w:t>2026-08-06 · MaterialTwin 카탈로그 재료 544종 · 물성값 14,764건 · 출처 1,705건 · 물성 정의 157종</w:t>
       </w:r>
     </w:p>
     <w:p/>
